--- a/ППННИР/2.2 Площадки.docx
+++ b/ППННИР/2.2 Площадки.docx
@@ -10,6 +10,7 @@
           <w:numId w:val="13"/>
         </w:numPr>
       </w:pPr>
+      <w:bookmarkStart w:id="0" w:name="_Hlk215416759"/>
       <w:r>
         <w:t xml:space="preserve"> </w:t>
       </w:r>
@@ -36,7 +37,19 @@
         <w:t xml:space="preserve"> </w:t>
       </w:r>
       <w:r>
-        <w:t>одним из приоритетных направлений является создание условий для реализации талантов и потенциала молодёжи в научно-технологической сфере. Федеральная целевая программа «Исследования и разработки по приоритетным направлениям развития научно-технологического комплекса России» предусматривает поддержку молодых учёных через систему грантов, стипендий и инфраструктурных проектов</w:t>
+        <w:t>одним из приоритетных направлений является создание условий для реализации талантов и потенциала молодёжи в научно-технологической сфере</w:t>
+      </w:r>
+      <w:r>
+        <w:rPr>
+          <w:lang w:val="en-US"/>
+        </w:rPr>
+        <w:t> </w:t>
+      </w:r>
+      <w:r>
+        <w:t>[6]</w:t>
+      </w:r>
+      <w:r>
+        <w:t>. Федеральная целевая программа «Исследования и разработки по приоритетным направлениям развития научно-технологического комплекса России» предусматривает поддержку молодых учёных через систему грантов, стипендий и инфраструктурных проектов</w:t>
       </w:r>
       <w:r>
         <w:t> </w:t>
@@ -501,6 +514,7 @@
         </w:rPr>
         <w:t>].</w:t>
       </w:r>
+      <w:bookmarkEnd w:id="0"/>
     </w:p>
     <w:sectPr>
       <w:footerReference w:type="default" r:id="rId8"/>
